--- a/companies/hollowell-ip/Engagements/Odonnell Inc/Meeting Minutes 2019-08-06 - Odonnell Inc.docx
+++ b/companies/hollowell-ip/Engagements/Odonnell Inc/Meeting Minutes 2019-08-06 - Odonnell Inc.docx
@@ -7,12 +7,20 @@
         <w:pStyle w:val="Heading1"/>
       </w:pPr>
       <w:r>
-        <w:t>Working Session Minutes: Patent Portfolio Review for Odonnell Inc</w:t>
+        <w:t>Portfolio Review Working Session: Odonnell Inc</w:t>
       </w:r>
     </w:p>
     <w:p>
       <w:r>
-        <w:t>Privileged and confidential. Attorney work product. Prepared by Heather Munoz, Partner, and circulated to the attendees the day of the session. These minutes record what was discussed and what was assigned. They are not findings, and nothing recorded here should be read as our conclusion on any family.</w:t>
+        <w:t>Minutes recorded by Heather Munoz. Working session on the Odonnell Inc portfolio review, covering progress to date, the open items, and the assignments carried forward.</w:t>
+      </w:r>
+    </w:p>
+    <w:p>
+      <w:pPr>
+        <w:pStyle w:val="Heading2"/>
+      </w:pPr>
+      <w:r>
+        <w:t>Attendees</w:t>
       </w:r>
     </w:p>
     <w:p>
@@ -20,7 +28,7 @@
         <w:pStyle w:val="ListBullet"/>
       </w:pPr>
       <w:r>
-        <w:t>Heather Munoz, Partner, Hollowell Patent Group PLLC (chair, minutes)</w:t>
+        <w:t>Heather Munoz, Partner, Prosecution</w:t>
       </w:r>
     </w:p>
     <w:p>
@@ -28,7 +36,7 @@
         <w:pStyle w:val="ListBullet"/>
       </w:pPr>
       <w:r>
-        <w:t>Kelly Snyder, Patent Agent, Hollowell Patent Group PLLC</w:t>
+        <w:t>Kelly Snyder, Patent Agent, Prosecution</w:t>
       </w:r>
     </w:p>
     <w:p>
@@ -36,7 +44,7 @@
         <w:pStyle w:val="ListBullet"/>
       </w:pPr>
       <w:r>
-        <w:t>Amanda Schwartz, Associate, Hollowell Patent Group PLLC</w:t>
+        <w:t>Amanda Schwartz, Associate, Prosecution</w:t>
       </w:r>
     </w:p>
     <w:p>
@@ -48,23 +56,68 @@
       </w:r>
     </w:p>
     <w:p>
+      <w:pPr>
+        <w:pStyle w:val="Heading2"/>
+      </w:pPr>
       <w:r>
-        <w:t>Kelly Snyder opened with the state of the record. The file histories are now reconstructed for the substantial majority of the families, and the chain of title is confirmed on all of them but one, where a recorded instrument is missing from the earliest family. She was clear that the gap is a gap and not yet a defect: the recording may be absent, the copy may simply be elsewhere, and until we have looked in both places we are not entitled to say which. The item is assigned below and it stays open until the file, not the calendar, closes it.</w:t>
+        <w:t>Where the Review Stands</w:t>
       </w:r>
     </w:p>
     <w:p>
       <w:r>
-        <w:t>Amanda Schwartz presented the claim mapping in its current state. Two families map against the designated products without difficulty. A third does not, and she said so plainly rather than deferring it: the claims read on a configuration the file assumes and the product designation does not describe, and she flagged that she is not yet certain which side of that mismatch is stale. I asked her the question I always ask, which is what the claim would have to say for her answer to change. She could state it, which is the useful signal here; the analysis is not finished, but it is not confused.</w:t>
+        <w:t>The review is on schedule and no docket date is at risk. Kelly Snyder has closed the docket audit for the full portfolio, and the dates now reconcile against the office record, with two corrections found during the audit entered and cross-checked by a second reader. Amanda Schwartz has completed the file histories for the larger families, and the remaining families are in progress. Roughly half the portfolio has had a first substantive read; the rest is sequenced and waiting.</w:t>
+      </w:r>
+    </w:p>
+    <w:p>
+      <w:pPr>
+        <w:pStyle w:val="Heading2"/>
+      </w:pPr>
+      <w:r>
+        <w:t>Discussion</w:t>
       </w:r>
     </w:p>
     <w:p>
       <w:r>
-        <w:t>Gary Smith asked whether the review is on track and what the firm considers at risk. Kelly Snyder answered that the work is where it should be at this point and that the one item she would not characterize as routine is the docket disagreement, where the schedule kept before this engagement and our own docket do not agree on a small number of entries. We are working from the earlier date in every disputed case. Gary Smith asked what happens if the earlier date proves to be the wrong one; the answer is that we will have been early, which costs money, whereas the reverse costs the family. He accepted that and asked that the reconciliation be reported to him in writing when it is complete rather than summarized on a call.</w:t>
+        <w:t>Heather Munoz walked the group through the families reviewed so far. Two families carry claims broader than the prosecution history comfortably supports, and both are marked for a closer read before any conclusion is offered; nothing about claim scope was represented as settled at this session. A third family turned up a term amended during prosecution that narrows the claim more than the file summary suggested, and that one is flagged for the same closer read.</w:t>
       </w:r>
     </w:p>
     <w:p>
       <w:r>
-        <w:t>The last item was the shape of the findings. Gary Smith asked for something a board can read. I said the findings will be organized by family and will carry the reasoning rather than bury it, and that a one-page summary can sit in front of them, but that the summary will not be the deliverable and should not be forwarded as though it were. The written analysis for Odonnell Inc will be marked privileged. He agreed to keep circulation inside the company.</w:t>
+        <w:t>Gary Smith asked that the families most important to the company's current work be moved up in the review order, and the team agreed to resequence accordingly. He also asked when he could expect the first written summaries. Heather Munoz committed to sending the summary for the largest family once its closer read is complete, and to holding any scope conclusion until then.</w:t>
+      </w:r>
+    </w:p>
+    <w:p>
+      <w:pPr>
+        <w:pStyle w:val="Heading2"/>
+      </w:pPr>
+      <w:r>
+        <w:t>Docket and Deadlines</w:t>
+      </w:r>
+    </w:p>
+    <w:p>
+      <w:r>
+        <w:t>The docket carried the meeting. Heather Munoz confirmed that every family now sits on the matter docket with its dates reconciled, and that the two corrections have been entered and confirmed against the office record. Gary Smith asked how the firm guards against a missed date. Heather Munoz described the weekly reconciliation and the rule that any date in question is raised the day it is found, not at the next scheduled review.</w:t>
+      </w:r>
+    </w:p>
+    <w:p>
+      <w:pPr>
+        <w:pStyle w:val="Heading2"/>
+      </w:pPr>
+      <w:r>
+        <w:t>Open Items</w:t>
+      </w:r>
+    </w:p>
+    <w:p>
+      <w:r>
+        <w:t>Two items are open. Kelly Snyder is confirming the chain of one continuation whose recorded priority date does not match the file, and Amanda Schwartz is retrieving two documents missing from the histories on the smaller families. Neither affects a live deadline, and both are due before the next session. Until the continuation chain is confirmed, its recorded priority date stays marked unconfirmed on the master list, and no conclusion for that family rests on it.</w:t>
+      </w:r>
+    </w:p>
+    <w:p>
+      <w:pPr>
+        <w:pStyle w:val="Heading2"/>
+      </w:pPr>
+      <w:r>
+        <w:t>Action Items</w:t>
       </w:r>
     </w:p>
     <w:tbl>
@@ -74,26 +127,27 @@
         <w:tblLook w:firstColumn="1" w:firstRow="1" w:lastColumn="0" w:lastRow="0" w:noHBand="0" w:noVBand="1" w:val="04A0"/>
       </w:tblPr>
       <w:tblGrid>
-        <w:gridCol w:w="4320"/>
-        <w:gridCol w:w="4320"/>
+        <w:gridCol w:w="2880"/>
+        <w:gridCol w:w="2880"/>
+        <w:gridCol w:w="2880"/>
       </w:tblGrid>
       <w:tr>
         <w:tc>
           <w:tcPr>
-            <w:tcW w:type="dxa" w:w="4320"/>
+            <w:tcW w:type="dxa" w:w="2880"/>
           </w:tcPr>
           <w:p>
             <w:r>
               <w:rPr>
                 <w:b/>
               </w:rPr>
-              <w:t>Action item</w:t>
+              <w:t>Item</w:t>
             </w:r>
           </w:p>
         </w:tc>
         <w:tc>
           <w:tcPr>
-            <w:tcW w:type="dxa" w:w="4320"/>
+            <w:tcW w:type="dxa" w:w="2880"/>
           </w:tcPr>
           <w:p>
             <w:r>
@@ -104,21 +158,66 @@
             </w:r>
           </w:p>
         </w:tc>
+        <w:tc>
+          <w:tcPr>
+            <w:tcW w:type="dxa" w:w="2880"/>
+          </w:tcPr>
+          <w:p>
+            <w:r>
+              <w:rPr>
+                <w:b/>
+              </w:rPr>
+              <w:t>Due</w:t>
+            </w:r>
+          </w:p>
+        </w:tc>
       </w:tr>
       <w:tr>
         <w:tc>
           <w:tcPr>
-            <w:tcW w:type="dxa" w:w="4320"/>
+            <w:tcW w:type="dxa" w:w="2880"/>
           </w:tcPr>
           <w:p>
             <w:r>
-              <w:t>Locate the missing assignment record for the earliest family, in our files and in the client's, and close the recording gap or document it as a defect</w:t>
+              <w:t>Resequence the remaining families to the priority Gary Smith set at this session</w:t>
             </w:r>
           </w:p>
         </w:tc>
         <w:tc>
           <w:tcPr>
-            <w:tcW w:type="dxa" w:w="4320"/>
+            <w:tcW w:type="dxa" w:w="2880"/>
+          </w:tcPr>
+          <w:p>
+            <w:r>
+              <w:t>Heather Munoz</w:t>
+            </w:r>
+          </w:p>
+        </w:tc>
+        <w:tc>
+          <w:tcPr>
+            <w:tcW w:type="dxa" w:w="2880"/>
+          </w:tcPr>
+          <w:p>
+            <w:r>
+              <w:t>This week</w:t>
+            </w:r>
+          </w:p>
+        </w:tc>
+      </w:tr>
+      <w:tr>
+        <w:tc>
+          <w:tcPr>
+            <w:tcW w:type="dxa" w:w="2880"/>
+          </w:tcPr>
+          <w:p>
+            <w:r>
+              <w:t>Confirm the continuation chain and correct the recorded priority date</w:t>
+            </w:r>
+          </w:p>
+        </w:tc>
+        <w:tc>
+          <w:tcPr>
+            <w:tcW w:type="dxa" w:w="2880"/>
           </w:tcPr>
           <w:p>
             <w:r>
@@ -126,21 +225,31 @@
             </w:r>
           </w:p>
         </w:tc>
+        <w:tc>
+          <w:tcPr>
+            <w:tcW w:type="dxa" w:w="2880"/>
+          </w:tcPr>
+          <w:p>
+            <w:r>
+              <w:t>Before the next session</w:t>
+            </w:r>
+          </w:p>
+        </w:tc>
       </w:tr>
       <w:tr>
         <w:tc>
           <w:tcPr>
-            <w:tcW w:type="dxa" w:w="4320"/>
+            <w:tcW w:type="dxa" w:w="2880"/>
           </w:tcPr>
           <w:p>
             <w:r>
-              <w:t>Resolve the claim-to-product mismatch in the third family; state which side is stale and on what record</w:t>
+              <w:t>Complete the file histories on the remaining families and retrieve the missing documents</w:t>
             </w:r>
           </w:p>
         </w:tc>
         <w:tc>
           <w:tcPr>
-            <w:tcW w:type="dxa" w:w="4320"/>
+            <w:tcW w:type="dxa" w:w="2880"/>
           </w:tcPr>
           <w:p>
             <w:r>
@@ -148,25 +257,13 @@
             </w:r>
           </w:p>
         </w:tc>
-      </w:tr>
-      <w:tr>
         <w:tc>
           <w:tcPr>
-            <w:tcW w:type="dxa" w:w="4320"/>
+            <w:tcW w:type="dxa" w:w="2880"/>
           </w:tcPr>
           <w:p>
             <w:r>
-              <w:t>Confirm the remaining product designations in writing</w:t>
-            </w:r>
-          </w:p>
-        </w:tc>
-        <w:tc>
-          <w:tcPr>
-            <w:tcW w:type="dxa" w:w="4320"/>
-          </w:tcPr>
-          <w:p>
-            <w:r>
-              <w:t>Gary Smith</w:t>
+              <w:t>Before the next session</w:t>
             </w:r>
           </w:p>
         </w:tc>
@@ -174,39 +271,17 @@
       <w:tr>
         <w:tc>
           <w:tcPr>
-            <w:tcW w:type="dxa" w:w="4320"/>
+            <w:tcW w:type="dxa" w:w="2880"/>
           </w:tcPr>
           <w:p>
             <w:r>
-              <w:t>Complete the reconciliation of disputed docket entries against the official record and report the result in writing</w:t>
+              <w:t>Send Odonnell Inc a short note listing the families flagged for a closer read</w:t>
             </w:r>
           </w:p>
         </w:tc>
         <w:tc>
           <w:tcPr>
-            <w:tcW w:type="dxa" w:w="4320"/>
-          </w:tcPr>
-          <w:p>
-            <w:r>
-              <w:t>Kelly Snyder</w:t>
-            </w:r>
-          </w:p>
-        </w:tc>
-      </w:tr>
-      <w:tr>
-        <w:tc>
-          <w:tcPr>
-            <w:tcW w:type="dxa" w:w="4320"/>
-          </w:tcPr>
-          <w:p>
-            <w:r>
-              <w:t>Draft the family-level positions once the claim mapping is complete</w:t>
-            </w:r>
-          </w:p>
-        </w:tc>
-        <w:tc>
-          <w:tcPr>
-            <w:tcW w:type="dxa" w:w="4320"/>
+            <w:tcW w:type="dxa" w:w="2880"/>
           </w:tcPr>
           <w:p>
             <w:r>
@@ -214,30 +289,31 @@
             </w:r>
           </w:p>
         </w:tc>
-      </w:tr>
-      <w:tr>
         <w:tc>
           <w:tcPr>
-            <w:tcW w:type="dxa" w:w="4320"/>
+            <w:tcW w:type="dxa" w:w="2880"/>
           </w:tcPr>
           <w:p>
             <w:r>
-              <w:t>Set the agenda and date for the next working session</w:t>
-            </w:r>
-          </w:p>
-        </w:tc>
-        <w:tc>
-          <w:tcPr>
-            <w:tcW w:type="dxa" w:w="4320"/>
-          </w:tcPr>
-          <w:p>
-            <w:r>
-              <w:t>Heather Munoz</w:t>
+              <w:t>This week</w:t>
             </w:r>
           </w:p>
         </w:tc>
       </w:tr>
     </w:tbl>
+    <w:p>
+      <w:pPr>
+        <w:pStyle w:val="Heading2"/>
+      </w:pPr>
+      <w:r>
+        <w:t>Next Session</w:t>
+      </w:r>
+    </w:p>
+    <w:p>
+      <w:r>
+        <w:t>The next working session will take the reviewed families in the resequenced order and the flagged families in detail. Heather Munoz will circulate a short agenda beforehand, with the flagged families listed first. No decision on claim scope will be asked of Odonnell Inc until the closer read on those families is complete, and any date that surfaces in the meantime will be reported the day it is found.</w:t>
+      </w:r>
+    </w:p>
     <w:sectPr>
       <w:headerReference w:type="first" r:id="rId9"/>
       <w:headerReference w:type="default" r:id="rId10"/>
